--- a/public/pluglink/template_invest.docx
+++ b/public/pluglink/template_invest.docx
@@ -9791,16 +9791,6 @@
                 <w:sz w:val="24"/>
               </w:rPr>
               <w:t>6. 중복설치 여부</w:t>
-            </w:r>
-            <w:r>
-              <w:rPr>
-                <w:rFonts w:asciiTheme="majorHAnsi" w:eastAsiaTheme="majorHAnsi" w:hAnsiTheme="majorHAnsi"/>
-                <w:b/>
-                <w:bCs/>
-                <w:sz w:val="20"/>
-                <w:szCs w:val="20"/>
-              </w:rPr>
-              <w:t>(보조금을 받은 충전시설에 한함)</w:t>
             </w:r>
           </w:p>
         </w:tc>

--- a/public/pluglink/template_invest.docx
+++ b/public/pluglink/template_invest.docx
@@ -10506,9 +10506,22 @@
                 <w:szCs w:val="20"/>
               </w:rPr>
             </w:pPr>
-            <w:r>
-              <w:t/>
-            </w:r>
+            <w:sdt>
+              <w:sdtPr>
+                <w:id w:val="1414659046"/>
+                <w:text/>
+              </w:sdtPr>
+              <w:sdtContent>
+                <w:r>
+                  <w:rPr>
+                    <w:rFonts w:hint="eastAsia"/>
+                    <w:sz w:val="20"/>
+                    <w:szCs w:val="20"/>
+                  </w:rPr>
+                  <w:t/>
+                </w:r>
+              </w:sdtContent>
+            </w:sdt>
           </w:p>
         </w:tc>
         <w:tc>
@@ -10549,9 +10562,22 @@
                 <w:szCs w:val="20"/>
               </w:rPr>
             </w:pPr>
-            <w:r>
-              <w:t/>
-            </w:r>
+            <w:sdt>
+              <w:sdtPr>
+                <w:id w:val="-632096669"/>
+                <w:text/>
+              </w:sdtPr>
+              <w:sdtContent>
+                <w:r>
+                  <w:rPr>
+                    <w:rFonts w:asciiTheme="majorHAnsi" w:eastAsiaTheme="majorHAnsi" w:hAnsiTheme="majorHAnsi" w:hint="eastAsia"/>
+                    <w:sz w:val="20"/>
+                    <w:szCs w:val="20"/>
+                  </w:rPr>
+                  <w:t/>
+                </w:r>
+              </w:sdtContent>
+            </w:sdt>
           </w:p>
         </w:tc>
         <w:tc>
@@ -10689,6 +10715,22 @@
                 </wp:anchor>
               </w:drawing>
             </w:r>
+            <w:sdt>
+              <w:sdtPr>
+                <w:id w:val="140012807"/>
+                <w:text/>
+              </w:sdtPr>
+              <w:sdtContent>
+                <w:r>
+                  <w:rPr>
+                    <w:rFonts w:hint="eastAsia"/>
+                    <w:sz w:val="20"/>
+                    <w:szCs w:val="20"/>
+                  </w:rPr>
+                  <w:t/>
+                </w:r>
+              </w:sdtContent>
+            </w:sdt>
             <w:r>
               <w:t xml:space="preserve">     (인)</w:t>
             </w:r>
@@ -10732,9 +10774,22 @@
                 <w:szCs w:val="20"/>
               </w:rPr>
             </w:pPr>
-            <w:r>
-              <w:t/>
-            </w:r>
+            <w:sdt>
+              <w:sdtPr>
+                <w:id w:val="-501512409"/>
+                <w:text/>
+              </w:sdtPr>
+              <w:sdtContent>
+                <w:r>
+                  <w:rPr>
+                    <w:rFonts w:asciiTheme="majorHAnsi" w:eastAsiaTheme="majorHAnsi" w:hAnsiTheme="majorHAnsi" w:hint="eastAsia"/>
+                    <w:sz w:val="20"/>
+                    <w:szCs w:val="20"/>
+                  </w:rPr>
+                  <w:t/>
+                </w:r>
+              </w:sdtContent>
+            </w:sdt>
           </w:p>
         </w:tc>
         <w:tc>

--- a/public/pluglink/template_invest.docx
+++ b/public/pluglink/template_invest.docx
@@ -10518,7 +10518,7 @@
                     <w:sz w:val="20"/>
                     <w:szCs w:val="20"/>
                   </w:rPr>
-                  <w:t/>
+                  <w:t xml:space="preserve">한비</w:t>
                 </w:r>
               </w:sdtContent>
             </w:sdt>
@@ -10574,7 +10574,7 @@
                     <w:sz w:val="20"/>
                     <w:szCs w:val="20"/>
                   </w:rPr>
-                  <w:t/>
+                  <w:t xml:space="preserve">010-3627-7047</w:t>
                 </w:r>
               </w:sdtContent>
             </w:sdt>
@@ -10727,7 +10727,7 @@
                     <w:sz w:val="20"/>
                     <w:szCs w:val="20"/>
                   </w:rPr>
-                  <w:t/>
+                  <w:t xml:space="preserve">김종혁</w:t>
                 </w:r>
               </w:sdtContent>
             </w:sdt>
@@ -10786,7 +10786,7 @@
                     <w:sz w:val="20"/>
                     <w:szCs w:val="20"/>
                   </w:rPr>
-                  <w:t/>
+                  <w:t xml:space="preserve">2026년 07월 27일</w:t>
                 </w:r>
               </w:sdtContent>
             </w:sdt>

--- a/public/pluglink/template_invest.docx
+++ b/public/pluglink/template_invest.docx
@@ -10332,7 +10332,7 @@
                 <w:sz w:val="20"/>
                 <w:szCs w:val="20"/>
               </w:rPr>
-              <w:t>키오스크(    0  기)</w:t>
+              <w:t>키오스크(       기)</w:t>
             </w:r>
           </w:p>
         </w:tc>
